--- a/20.12.2025 Raximov/ОТЗЫВ.docx
+++ b/20.12.2025 Raximov/ОТЗЫВ.docx
@@ -31,6 +31,264 @@
           <w:szCs w:val="28"/>
         </w:rPr>
       </w:pPr>
+      <w:r>
+        <w:rPr>
+          <w:rFonts w:ascii="Times New Roman" w:hAnsi="Times New Roman" w:cs="Times New Roman"/>
+          <w:sz w:val="28"/>
+          <w:szCs w:val="28"/>
+        </w:rPr>
+        <w:t xml:space="preserve">на диссертационную работу исследователя Ташкентского государственного технического университета Рахимова </w:t>
+      </w:r>
+      <w:proofErr w:type="spellStart"/>
+      <w:r>
+        <w:rPr>
+          <w:rFonts w:ascii="Times New Roman" w:hAnsi="Times New Roman" w:cs="Times New Roman"/>
+          <w:sz w:val="28"/>
+          <w:szCs w:val="28"/>
+        </w:rPr>
+        <w:t>Минходжиддина</w:t>
+      </w:r>
+      <w:proofErr w:type="spellEnd"/>
+      <w:r>
+        <w:rPr>
+          <w:rFonts w:ascii="Times New Roman" w:hAnsi="Times New Roman" w:cs="Times New Roman"/>
+          <w:sz w:val="28"/>
+          <w:szCs w:val="28"/>
+        </w:rPr>
+        <w:t xml:space="preserve"> </w:t>
+      </w:r>
+      <w:proofErr w:type="spellStart"/>
+      <w:r>
+        <w:rPr>
+          <w:rFonts w:ascii="Times New Roman" w:hAnsi="Times New Roman" w:cs="Times New Roman"/>
+          <w:sz w:val="28"/>
+          <w:szCs w:val="28"/>
+        </w:rPr>
+        <w:t>Мухаммадголиб</w:t>
+      </w:r>
+      <w:proofErr w:type="spellEnd"/>
+      <w:r>
+        <w:rPr>
+          <w:rFonts w:ascii="Times New Roman" w:hAnsi="Times New Roman" w:cs="Times New Roman"/>
+          <w:sz w:val="28"/>
+          <w:szCs w:val="28"/>
+        </w:rPr>
+        <w:t xml:space="preserve"> угли на тему «Технологии управления развитием креативности одарённых детей в Узбекистане», представленную на соискание ученой степени доктора философии (</w:t>
+      </w:r>
+      <w:proofErr w:type="spellStart"/>
+      <w:r>
+        <w:rPr>
+          <w:rFonts w:ascii="Times New Roman" w:hAnsi="Times New Roman" w:cs="Times New Roman"/>
+          <w:sz w:val="28"/>
+          <w:szCs w:val="28"/>
+        </w:rPr>
+        <w:t>PhD</w:t>
+      </w:r>
+      <w:proofErr w:type="spellEnd"/>
+      <w:r>
+        <w:rPr>
+          <w:rFonts w:ascii="Times New Roman" w:hAnsi="Times New Roman" w:cs="Times New Roman"/>
+          <w:sz w:val="28"/>
+          <w:szCs w:val="28"/>
+        </w:rPr>
+        <w:t>) по педагогическим наукам по специальности 13.00.01 — Теория педагогики. История педагогических учений.</w:t>
+      </w:r>
+    </w:p>
+    <w:p>
+      <w:pPr>
+        <w:spacing w:after="0"/>
+        <w:ind w:firstLine="709"/>
+        <w:jc w:val="both"/>
+        <w:rPr>
+          <w:rFonts w:ascii="Times New Roman" w:hAnsi="Times New Roman" w:cs="Times New Roman"/>
+          <w:sz w:val="28"/>
+          <w:szCs w:val="28"/>
+        </w:rPr>
+      </w:pPr>
+      <w:r>
+        <w:rPr>
+          <w:rFonts w:ascii="Times New Roman" w:hAnsi="Times New Roman" w:cs="Times New Roman"/>
+          <w:b/>
+          <w:sz w:val="28"/>
+          <w:szCs w:val="28"/>
+        </w:rPr>
+        <w:t>Актуальность исследования.</w:t>
+      </w:r>
+      <w:r>
+        <w:rPr>
+          <w:rFonts w:ascii="Times New Roman" w:hAnsi="Times New Roman" w:cs="Times New Roman"/>
+          <w:b/>
+          <w:sz w:val="28"/>
+          <w:szCs w:val="28"/>
+        </w:rPr>
+        <w:t xml:space="preserve"> </w:t>
+      </w:r>
+      <w:r>
+        <w:rPr>
+          <w:rFonts w:ascii="Times New Roman" w:hAnsi="Times New Roman" w:cs="Times New Roman"/>
+          <w:sz w:val="28"/>
+          <w:szCs w:val="28"/>
+        </w:rPr>
+        <w:t>В мировой образовательной практике широко внедряются различные формы и креативные механизмы развития творческой деятельности учащихся. Международные организации и развитые страны уделяют особое внимание совершенствованию дидактики и учебной деятельности, а также активизации эффективного компетентностного подхода к управлению деятельностью творчески ориентированных образовательных учреждений. В международной образовательной концепции, разработанной ЮНЕСКО на период до 2030 года, подчёркивается, что «качественное образование стимулирует творческий дух и расширяет знания, гарантирует овладение базовыми навыками грамотности и счёта, а также формирует аналитические способности, умение решать проблемы и другие когнитивные, межличностные и социальные навыки высокого уровня».</w:t>
+      </w:r>
+    </w:p>
+    <w:p>
+      <w:pPr>
+        <w:spacing w:after="0"/>
+        <w:ind w:firstLine="709"/>
+        <w:jc w:val="both"/>
+        <w:rPr>
+          <w:rFonts w:ascii="Times New Roman" w:hAnsi="Times New Roman" w:cs="Times New Roman"/>
+          <w:sz w:val="28"/>
+          <w:szCs w:val="28"/>
+        </w:rPr>
+      </w:pPr>
+      <w:r>
+        <w:rPr>
+          <w:rFonts w:ascii="Times New Roman" w:hAnsi="Times New Roman" w:cs="Times New Roman"/>
+          <w:sz w:val="28"/>
+          <w:szCs w:val="28"/>
+        </w:rPr>
+        <w:t>На международном уровне приоритетное значение придаётся повышению качества образования, развитию творческого и критического мышления, самооценки, а также активизации творческой деятельности учащихся, особенно в контексте выявления и воспитания одарённых детей и внедрения технологий развития их творческих способностей в творческих и специализированных школах, функционирующих в нашей стране с 2019 года.</w:t>
+      </w:r>
+    </w:p>
+    <w:p>
+      <w:pPr>
+        <w:spacing w:after="0"/>
+        <w:ind w:firstLine="709"/>
+        <w:jc w:val="both"/>
+        <w:rPr>
+          <w:rFonts w:ascii="Times New Roman" w:hAnsi="Times New Roman" w:cs="Times New Roman"/>
+          <w:sz w:val="28"/>
+          <w:szCs w:val="28"/>
+        </w:rPr>
+      </w:pPr>
+      <w:r>
+        <w:rPr>
+          <w:rFonts w:ascii="Times New Roman" w:hAnsi="Times New Roman" w:cs="Times New Roman"/>
+          <w:sz w:val="28"/>
+          <w:szCs w:val="28"/>
+        </w:rPr>
+        <w:t>Во всём мире в системе образования проводятся научные исследования, основанные на принципах целостности, непрерывности и преемственности, направленные на разработку новых моделей обучения в соответствии с идеями технологического развития, а также на внедрение передовых концепций теории и методологии качества образования. В рамках данного процесса получили развитие принципиально новые подходы к реализации идей формирования творческой активности учащихся, научно-педагогические инновации и индивидуализированные образовательные технологии, ориентированные на формирование научного мировоззрения обучающихся на основе программ STEAM-образования.</w:t>
+      </w:r>
+    </w:p>
+    <w:p>
+      <w:pPr>
+        <w:spacing w:after="0"/>
+        <w:ind w:firstLine="709"/>
+        <w:jc w:val="both"/>
+        <w:rPr>
+          <w:rFonts w:ascii="Times New Roman" w:hAnsi="Times New Roman" w:cs="Times New Roman"/>
+          <w:sz w:val="28"/>
+          <w:szCs w:val="28"/>
+        </w:rPr>
+      </w:pPr>
+      <w:r>
+        <w:rPr>
+          <w:rFonts w:ascii="Times New Roman" w:hAnsi="Times New Roman" w:cs="Times New Roman"/>
+          <w:sz w:val="28"/>
+          <w:szCs w:val="28"/>
+        </w:rPr>
+        <w:t xml:space="preserve">Особую значимость приобрели вопросы обеспечения практической направленности и жизненной применимости новых теоретических знаний в учебном процессе в соответствии с требованиями международных оценочных программ, таких как PISA, TIMSS и PIRLS, которые доказали свою фундаментальную роль в оценке качества образования. В системе образовательных учреждений решение задач развития творческой активности </w:t>
+      </w:r>
+      <w:r>
+        <w:rPr>
+          <w:rFonts w:ascii="Times New Roman" w:hAnsi="Times New Roman" w:cs="Times New Roman"/>
+          <w:sz w:val="28"/>
+          <w:szCs w:val="28"/>
+        </w:rPr>
+        <w:lastRenderedPageBreak/>
+        <w:t>учащихся, организации их творческой деятельности и эффективного управления образовательным процессом связано с разработкой образовательных структур, ориентированных на всестороннее развитие личности с раннего школьного возраста, формирование способностей, нравственных и эстетических качеств на основе национальных ценностей, развитие устойчивого интереса к обучению, а также эмоционального и духовного отношения к себе и окружающему миру.</w:t>
+      </w:r>
+    </w:p>
+    <w:p>
+      <w:pPr>
+        <w:spacing w:after="0"/>
+        <w:ind w:firstLine="709"/>
+        <w:jc w:val="both"/>
+        <w:rPr>
+          <w:rFonts w:ascii="Times New Roman" w:hAnsi="Times New Roman" w:cs="Times New Roman"/>
+          <w:sz w:val="28"/>
+          <w:szCs w:val="28"/>
+        </w:rPr>
+      </w:pPr>
+      <w:r>
+        <w:rPr>
+          <w:rFonts w:ascii="Times New Roman" w:hAnsi="Times New Roman" w:cs="Times New Roman"/>
+          <w:sz w:val="28"/>
+          <w:szCs w:val="28"/>
+        </w:rPr>
+        <w:t>Особое внимание уделяется воспитанию и развитию одарённых учащихся, раскрытию интеллектуальных возможностей творческой личности, рациональному использованию её внутреннего потенциала и внедрению технологий целенаправленного обучения данной категории обучающихся. В то же время актуальной задачей становится совершенствование деятельности системы образования посредством проведения научных исследований, ориентированных на современные педагогические технологии. В связи с этим данное научное исследование получило название «Технологии развития образования и творческих способностей одарённых учащихся в Узбекистане».</w:t>
+      </w:r>
+    </w:p>
+    <w:p>
+      <w:pPr>
+        <w:spacing w:after="0"/>
+        <w:ind w:firstLine="709"/>
+        <w:jc w:val="both"/>
+        <w:rPr>
+          <w:rFonts w:ascii="Times New Roman" w:hAnsi="Times New Roman" w:cs="Times New Roman"/>
+          <w:sz w:val="28"/>
+          <w:szCs w:val="28"/>
+        </w:rPr>
+      </w:pPr>
+      <w:r>
+        <w:rPr>
+          <w:rFonts w:ascii="Times New Roman" w:hAnsi="Times New Roman" w:cs="Times New Roman"/>
+          <w:sz w:val="28"/>
+          <w:szCs w:val="28"/>
+        </w:rPr>
+        <w:t>В настоящее время концептуальные научные исследования в сфере образования, направленные на развитие творческой деятельности, самореализацию творческой молодёжи, формирование интереса учащихся к изобретательству, развитие способности к быстрому и образному восприятию сказок, рассказов, песен и музыкальных произведений, основанных на общечеловеческих ценностях, а также изучение и учёт творческого потенциала учащихся, приобретают особую актуальность в национальной системе образования.</w:t>
+      </w:r>
+    </w:p>
+    <w:p>
+      <w:pPr>
+        <w:spacing w:after="0"/>
+        <w:ind w:firstLine="709"/>
+        <w:jc w:val="both"/>
+        <w:rPr>
+          <w:rFonts w:ascii="Times New Roman" w:hAnsi="Times New Roman" w:cs="Times New Roman"/>
+          <w:sz w:val="28"/>
+          <w:szCs w:val="28"/>
+        </w:rPr>
+      </w:pPr>
+      <w:r>
+        <w:rPr>
+          <w:rFonts w:ascii="Times New Roman" w:hAnsi="Times New Roman" w:cs="Times New Roman"/>
+          <w:sz w:val="28"/>
+          <w:szCs w:val="28"/>
+        </w:rPr>
+        <w:t>В Новом Узбекистане реформы, направленные на вывод системы образования на качественно новый уровень, обусловливают необходимость не только создания условий для формирования у учащихся с раннего возраста потребности в освоении современных научных знаний, развития духовно-нравственных качеств на основе национальных и общечеловеческих ценностей, трудовых навыков, творческого мышления и экологической ответственности, но и совершенствования эффективных педагогических подходов к организации их творческой деятельности.</w:t>
+      </w:r>
+    </w:p>
+    <w:p>
+      <w:pPr>
+        <w:spacing w:after="0"/>
+        <w:ind w:firstLine="709"/>
+        <w:jc w:val="both"/>
+        <w:rPr>
+          <w:rFonts w:ascii="Times New Roman" w:hAnsi="Times New Roman" w:cs="Times New Roman"/>
+          <w:sz w:val="28"/>
+          <w:szCs w:val="28"/>
+        </w:rPr>
+      </w:pPr>
+      <w:r>
+        <w:rPr>
+          <w:rFonts w:ascii="Times New Roman" w:hAnsi="Times New Roman" w:cs="Times New Roman"/>
+          <w:b/>
+          <w:sz w:val="28"/>
+          <w:szCs w:val="28"/>
+        </w:rPr>
+        <w:t xml:space="preserve">Основная заслуга автора исследования </w:t>
+      </w:r>
+      <w:r>
+        <w:rPr>
+          <w:rFonts w:ascii="Times New Roman" w:hAnsi="Times New Roman" w:cs="Times New Roman"/>
+          <w:sz w:val="28"/>
+          <w:szCs w:val="28"/>
+        </w:rPr>
+        <w:t xml:space="preserve">состоит в научном обосновании управления процессом развития творческой деятельности одарённых учащихся в системе общего и специализированного образования Узбекистана. В диссертации комплексно раскрыты теоретико-методологические основы формирования и управления творческой активностью обучающихся, определены педагогические компоненты, обеспечивающие выявление, развитие и оценку уровня </w:t>
+      </w:r>
       <w:proofErr w:type="gramStart"/>
       <w:r>
         <w:rPr>
@@ -38,7 +296,7 @@
           <w:sz w:val="28"/>
           <w:szCs w:val="28"/>
         </w:rPr>
-        <w:t>на</w:t>
+        <w:t>одарённости</w:t>
       </w:r>
       <w:proofErr w:type="gramEnd"/>
       <w:r>
@@ -47,7 +305,266 @@
           <w:sz w:val="28"/>
           <w:szCs w:val="28"/>
         </w:rPr>
-        <w:t xml:space="preserve"> диссертационную работу</w:t>
+        <w:t xml:space="preserve"> учащихся с учётом их возрастных, психологических и индивидуальных особенностей.</w:t>
+      </w:r>
+    </w:p>
+    <w:p>
+      <w:pPr>
+        <w:spacing w:after="0"/>
+        <w:ind w:firstLine="709"/>
+        <w:jc w:val="both"/>
+        <w:rPr>
+          <w:rFonts w:ascii="Times New Roman" w:hAnsi="Times New Roman" w:cs="Times New Roman"/>
+          <w:sz w:val="28"/>
+          <w:szCs w:val="28"/>
+        </w:rPr>
+      </w:pPr>
+      <w:r>
+        <w:rPr>
+          <w:rFonts w:ascii="Times New Roman" w:hAnsi="Times New Roman" w:cs="Times New Roman"/>
+          <w:sz w:val="28"/>
+          <w:szCs w:val="28"/>
+        </w:rPr>
+        <w:t xml:space="preserve">Существенным вкладом автора является разработка и внедрение инновационной педагогической модели управления развитием творческой </w:t>
+      </w:r>
+      <w:r>
+        <w:rPr>
+          <w:rFonts w:ascii="Times New Roman" w:hAnsi="Times New Roman" w:cs="Times New Roman"/>
+          <w:sz w:val="28"/>
+          <w:szCs w:val="28"/>
+        </w:rPr>
+        <w:lastRenderedPageBreak/>
+        <w:t>деятельности одарённых учащихся, основанной на принципах компетентностного, интегративного и креативного подходов. Предложенная модель обеспечивает поэтапное развитие творческого потенциала обучающихся, интеграцию содержания образования, форм, методов и средств обучения, а также соответствие образовательного процесса требованиям международных оценочных программ и современным педагогическим технологиям, включая STEAM-образование.</w:t>
+      </w:r>
+    </w:p>
+    <w:p>
+      <w:pPr>
+        <w:spacing w:after="0"/>
+        <w:ind w:firstLine="709"/>
+        <w:jc w:val="both"/>
+        <w:rPr>
+          <w:rFonts w:ascii="Times New Roman" w:hAnsi="Times New Roman" w:cs="Times New Roman"/>
+          <w:sz w:val="28"/>
+          <w:szCs w:val="28"/>
+        </w:rPr>
+      </w:pPr>
+      <w:r>
+        <w:rPr>
+          <w:rFonts w:ascii="Times New Roman" w:hAnsi="Times New Roman" w:cs="Times New Roman"/>
+          <w:sz w:val="28"/>
+          <w:szCs w:val="28"/>
+        </w:rPr>
+        <w:t>Практическая значимость исследования заключается в разработке научно-методических рекомендаций, дидактических материалов и управленческих механизмов, направленных на повышение качества образования в специализированных и творческих школах. Результаты исследования внедрены в образовательную практику, что способствует повышению эффективности управления учебно-воспитательным процессом, развитию творческого мышления учащихся и рациональному использованию их интеллектуального потенциала в условиях модернизации национальной системы образования.</w:t>
+      </w:r>
+    </w:p>
+    <w:p>
+      <w:pPr>
+        <w:spacing w:after="0"/>
+        <w:ind w:firstLine="709"/>
+        <w:jc w:val="both"/>
+        <w:rPr>
+          <w:rFonts w:ascii="Times New Roman" w:hAnsi="Times New Roman" w:cs="Times New Roman"/>
+          <w:b/>
+          <w:sz w:val="28"/>
+          <w:szCs w:val="28"/>
+        </w:rPr>
+      </w:pPr>
+      <w:r>
+        <w:rPr>
+          <w:rFonts w:ascii="Times New Roman" w:hAnsi="Times New Roman" w:cs="Times New Roman"/>
+          <w:b/>
+          <w:sz w:val="28"/>
+          <w:szCs w:val="28"/>
+        </w:rPr>
+        <w:t xml:space="preserve">Практическая значимость исследования </w:t>
+      </w:r>
+      <w:r>
+        <w:rPr>
+          <w:rFonts w:ascii="Times New Roman" w:hAnsi="Times New Roman" w:cs="Times New Roman"/>
+          <w:sz w:val="28"/>
+          <w:szCs w:val="28"/>
+        </w:rPr>
+        <w:t>состоит в разработке методических рекомендаций по использованию индивидуальных заданий в образовательном процессе специализированных и творческих школ, направленных на развитие творческой активности, самостоятельного мышления и интеллектуального потенциала одарённых учащихся. Разработанные рекомендации обеспечивают индивидуализацию обучения, повышение мотивации к познавательной деятельности, а также эффективную организацию и управление творческой деятельностью обучающихся с учётом их возрастных и личностных особенностей.</w:t>
+      </w:r>
+    </w:p>
+    <w:p>
+      <w:pPr>
+        <w:spacing w:after="0"/>
+        <w:ind w:firstLine="709"/>
+        <w:jc w:val="both"/>
+        <w:rPr>
+          <w:rFonts w:ascii="Times New Roman" w:hAnsi="Times New Roman" w:cs="Times New Roman"/>
+          <w:sz w:val="28"/>
+          <w:szCs w:val="28"/>
+        </w:rPr>
+      </w:pPr>
+      <w:r>
+        <w:rPr>
+          <w:rFonts w:ascii="Times New Roman" w:hAnsi="Times New Roman" w:cs="Times New Roman"/>
+          <w:sz w:val="28"/>
+          <w:szCs w:val="28"/>
+        </w:rPr>
+        <w:t>Автореферат полностью соответствует тексту диссертации и отражает основные ее положения.</w:t>
+      </w:r>
+    </w:p>
+    <w:p>
+      <w:pPr>
+        <w:spacing w:after="0"/>
+        <w:ind w:firstLine="709"/>
+        <w:jc w:val="both"/>
+        <w:rPr>
+          <w:rFonts w:ascii="Times New Roman" w:hAnsi="Times New Roman" w:cs="Times New Roman"/>
+          <w:sz w:val="28"/>
+          <w:szCs w:val="28"/>
+        </w:rPr>
+      </w:pPr>
+      <w:r>
+        <w:rPr>
+          <w:rFonts w:ascii="Times New Roman" w:hAnsi="Times New Roman" w:cs="Times New Roman"/>
+          <w:sz w:val="28"/>
+          <w:szCs w:val="28"/>
+        </w:rPr>
+        <w:t>Оценивая диссертацию положительно, следует указать на отдельные недостатки:</w:t>
+      </w:r>
+    </w:p>
+    <w:p>
+      <w:pPr>
+        <w:pStyle w:val="a3"/>
+        <w:numPr>
+          <w:ilvl w:val="0"/>
+          <w:numId w:val="1"/>
+        </w:numPr>
+        <w:spacing w:after="0"/>
+        <w:ind w:left="-142" w:firstLine="851"/>
+        <w:jc w:val="both"/>
+        <w:rPr>
+          <w:rFonts w:ascii="Times New Roman" w:hAnsi="Times New Roman" w:cs="Times New Roman"/>
+          <w:sz w:val="28"/>
+          <w:szCs w:val="28"/>
+        </w:rPr>
+      </w:pPr>
+      <w:r>
+        <w:rPr>
+          <w:rFonts w:ascii="Times New Roman" w:hAnsi="Times New Roman" w:cs="Times New Roman"/>
+          <w:sz w:val="28"/>
+          <w:szCs w:val="28"/>
+        </w:rPr>
+        <w:t>В ряде разделов диссертации теоретические положения изложены избыточно подробно, что приводит к частичному дублированию научных позиций и снижает логическую компактность изложения материала.</w:t>
+      </w:r>
+    </w:p>
+    <w:p>
+      <w:pPr>
+        <w:pStyle w:val="a3"/>
+        <w:numPr>
+          <w:ilvl w:val="0"/>
+          <w:numId w:val="1"/>
+        </w:numPr>
+        <w:spacing w:after="0"/>
+        <w:ind w:left="-142" w:firstLine="851"/>
+        <w:jc w:val="both"/>
+        <w:rPr>
+          <w:rFonts w:ascii="Times New Roman" w:hAnsi="Times New Roman" w:cs="Times New Roman"/>
+          <w:sz w:val="28"/>
+          <w:szCs w:val="28"/>
+        </w:rPr>
+      </w:pPr>
+      <w:r>
+        <w:rPr>
+          <w:rFonts w:ascii="Times New Roman" w:hAnsi="Times New Roman" w:cs="Times New Roman"/>
+          <w:sz w:val="28"/>
+          <w:szCs w:val="28"/>
+        </w:rPr>
+        <w:t>При анализе результатов опытно-экспериментальной работы недостаточно широко представлены количественные показатели эффективности предложенной модели, что несколько ограничивает возможность их сопоставления с результатами аналогичных исследований.</w:t>
+      </w:r>
+    </w:p>
+    <w:p>
+      <w:pPr>
+        <w:pStyle w:val="a3"/>
+        <w:numPr>
+          <w:ilvl w:val="0"/>
+          <w:numId w:val="1"/>
+        </w:numPr>
+        <w:spacing w:after="0"/>
+        <w:ind w:left="-142" w:firstLine="851"/>
+        <w:jc w:val="both"/>
+        <w:rPr>
+          <w:rFonts w:ascii="Times New Roman" w:hAnsi="Times New Roman" w:cs="Times New Roman"/>
+          <w:sz w:val="28"/>
+          <w:szCs w:val="28"/>
+        </w:rPr>
+      </w:pPr>
+      <w:r>
+        <w:rPr>
+          <w:rFonts w:ascii="Times New Roman" w:hAnsi="Times New Roman" w:cs="Times New Roman"/>
+          <w:sz w:val="28"/>
+          <w:szCs w:val="28"/>
+        </w:rPr>
+        <w:t>В работе использован широкий круг отечественных и зарубежных источников, однако в отдельных случаях их аналитическое обобщение могло бы быть углублено с целью более чёткого выявления авторской позиции.</w:t>
+      </w:r>
+    </w:p>
+    <w:p>
+      <w:pPr>
+        <w:pStyle w:val="a3"/>
+        <w:numPr>
+          <w:ilvl w:val="0"/>
+          <w:numId w:val="1"/>
+        </w:numPr>
+        <w:spacing w:after="0"/>
+        <w:ind w:left="-142" w:firstLine="851"/>
+        <w:jc w:val="both"/>
+        <w:rPr>
+          <w:rFonts w:ascii="Times New Roman" w:hAnsi="Times New Roman" w:cs="Times New Roman"/>
+          <w:sz w:val="28"/>
+          <w:szCs w:val="28"/>
+        </w:rPr>
+      </w:pPr>
+      <w:r>
+        <w:rPr>
+          <w:rFonts w:ascii="Times New Roman" w:hAnsi="Times New Roman" w:cs="Times New Roman"/>
+          <w:sz w:val="28"/>
+          <w:szCs w:val="28"/>
+        </w:rPr>
+        <w:t>В некоторых таблицах и схемах целесообразно было бы более чётко отразить взаимосвязь между диагностическими показателями, критериями и уровнями развития творческой деятельности учащихся.</w:t>
+      </w:r>
+    </w:p>
+    <w:p>
+      <w:pPr>
+        <w:spacing w:after="0"/>
+        <w:ind w:firstLine="709"/>
+        <w:jc w:val="both"/>
+        <w:rPr>
+          <w:rFonts w:ascii="Times New Roman" w:hAnsi="Times New Roman" w:cs="Times New Roman"/>
+          <w:sz w:val="28"/>
+          <w:szCs w:val="28"/>
+        </w:rPr>
+      </w:pPr>
+      <w:r>
+        <w:rPr>
+          <w:rFonts w:ascii="Times New Roman" w:hAnsi="Times New Roman" w:cs="Times New Roman"/>
+          <w:sz w:val="28"/>
+          <w:szCs w:val="28"/>
+        </w:rPr>
+        <w:lastRenderedPageBreak/>
+        <w:t>Указанные замечания носят рекомендательный характер, не снижают общей научной и практической значимости диссертационного исследования и не влияют на положительную оценку работы в целом.</w:t>
+      </w:r>
+    </w:p>
+    <w:p>
+      <w:pPr>
+        <w:jc w:val="both"/>
+        <w:rPr>
+          <w:rFonts w:ascii="Times New Roman" w:hAnsi="Times New Roman" w:cs="Times New Roman"/>
+          <w:sz w:val="28"/>
+          <w:szCs w:val="28"/>
+        </w:rPr>
+      </w:pPr>
+      <w:r>
+        <w:rPr>
+          <w:rFonts w:ascii="Times New Roman" w:hAnsi="Times New Roman" w:cs="Times New Roman"/>
+          <w:b/>
+          <w:sz w:val="28"/>
+          <w:szCs w:val="28"/>
+        </w:rPr>
+        <w:t>Вывод.</w:t>
       </w:r>
       <w:r>
         <w:rPr>
@@ -63,8 +580,18 @@
           <w:sz w:val="28"/>
           <w:szCs w:val="28"/>
         </w:rPr>
-        <w:t>исследователя Ташкентского государственного технического университета</w:t>
-      </w:r>
+        <w:t xml:space="preserve">Вывод. Диссертация Рахимова </w:t>
+      </w:r>
+      <w:proofErr w:type="spellStart"/>
+      <w:r>
+        <w:rPr>
+          <w:rFonts w:ascii="Times New Roman" w:hAnsi="Times New Roman" w:cs="Times New Roman"/>
+          <w:sz w:val="28"/>
+          <w:szCs w:val="28"/>
+        </w:rPr>
+        <w:t>Минходжиддина</w:t>
+      </w:r>
+      <w:proofErr w:type="spellEnd"/>
       <w:r>
         <w:rPr>
           <w:rFonts w:ascii="Times New Roman" w:hAnsi="Times New Roman" w:cs="Times New Roman"/>
@@ -73,450 +600,56 @@
         </w:rPr>
         <w:t xml:space="preserve"> </w:t>
       </w:r>
-      <w:r>
-        <w:rPr>
-          <w:rFonts w:ascii="Times New Roman" w:hAnsi="Times New Roman" w:cs="Times New Roman"/>
-          <w:sz w:val="28"/>
-          <w:szCs w:val="28"/>
-        </w:rPr>
-        <w:t>Рахимова Минходжиддина</w:t>
-      </w:r>
+      <w:proofErr w:type="spellStart"/>
+      <w:r>
+        <w:rPr>
+          <w:rFonts w:ascii="Times New Roman" w:hAnsi="Times New Roman" w:cs="Times New Roman"/>
+          <w:sz w:val="28"/>
+          <w:szCs w:val="28"/>
+        </w:rPr>
+        <w:t>Мухаммадғолиб</w:t>
+      </w:r>
+      <w:proofErr w:type="spellEnd"/>
+      <w:r>
+        <w:rPr>
+          <w:rFonts w:ascii="Times New Roman" w:hAnsi="Times New Roman" w:cs="Times New Roman"/>
+          <w:sz w:val="28"/>
+          <w:szCs w:val="28"/>
+        </w:rPr>
+        <w:t xml:space="preserve"> угли на тему: «Технологии для развития образования и творчества одарённых учащихся в Узбекистане» является завершённым научно-квалификационным исследованием, в котором на основе системного, компетентностного и креативного подходов разработаны и научно обоснованы современные педагогические технологии, направленные на развитие творческой деятельности и раскрытие интеллектуального потенциала одарённых учащихся. Работа отличается актуальностью, логической целостностью, научной новизной и практической значимостью, а полученные результаты достоверны и подтверждены в ходе опытно-экспериментальной работы. Содержание диссертации полностью соответствует требованиям, предъявляемым к диссертациям на соискание учёной степени доктора философии (</w:t>
+      </w:r>
+      <w:proofErr w:type="spellStart"/>
+      <w:r>
+        <w:rPr>
+          <w:rFonts w:ascii="Times New Roman" w:hAnsi="Times New Roman" w:cs="Times New Roman"/>
+          <w:sz w:val="28"/>
+          <w:szCs w:val="28"/>
+        </w:rPr>
+        <w:t>PhD</w:t>
+      </w:r>
+      <w:proofErr w:type="spellEnd"/>
+      <w:r>
+        <w:rPr>
+          <w:rFonts w:ascii="Times New Roman" w:hAnsi="Times New Roman" w:cs="Times New Roman"/>
+          <w:sz w:val="28"/>
+          <w:szCs w:val="28"/>
+        </w:rPr>
+        <w:t>) по педагогическим наукам, а её автор заслуживает присуждения искомой учёной степени.</w:t>
+      </w:r>
+    </w:p>
+    <w:p>
+      <w:pPr>
+        <w:jc w:val="both"/>
+        <w:rPr>
+          <w:rFonts w:ascii="Times New Roman" w:hAnsi="Times New Roman" w:cs="Times New Roman"/>
+          <w:sz w:val="28"/>
+          <w:szCs w:val="28"/>
+        </w:rPr>
+      </w:pPr>
+    </w:p>
+    <w:p>
       <w:bookmarkStart w:id="0" w:name="_GoBack"/>
       <w:bookmarkEnd w:id="0"/>
-      <w:r>
-        <w:rPr>
-          <w:rFonts w:ascii="Times New Roman" w:hAnsi="Times New Roman" w:cs="Times New Roman"/>
-          <w:sz w:val="28"/>
-          <w:szCs w:val="28"/>
-        </w:rPr>
-        <w:t xml:space="preserve"> </w:t>
-      </w:r>
-      <w:proofErr w:type="spellStart"/>
-      <w:r>
-        <w:rPr>
-          <w:rFonts w:ascii="Times New Roman" w:hAnsi="Times New Roman" w:cs="Times New Roman"/>
-          <w:sz w:val="28"/>
-          <w:szCs w:val="28"/>
-        </w:rPr>
-        <w:t>Мухаммадголиб</w:t>
-      </w:r>
-      <w:proofErr w:type="spellEnd"/>
-      <w:r>
-        <w:rPr>
-          <w:rFonts w:ascii="Times New Roman" w:hAnsi="Times New Roman" w:cs="Times New Roman"/>
-          <w:sz w:val="28"/>
-          <w:szCs w:val="28"/>
-        </w:rPr>
-        <w:t xml:space="preserve"> угли</w:t>
-      </w:r>
-      <w:r>
-        <w:rPr>
-          <w:rFonts w:ascii="Times New Roman" w:hAnsi="Times New Roman" w:cs="Times New Roman"/>
-          <w:sz w:val="28"/>
-          <w:szCs w:val="28"/>
-        </w:rPr>
-        <w:t xml:space="preserve"> </w:t>
-      </w:r>
-      <w:r>
-        <w:rPr>
-          <w:rFonts w:ascii="Times New Roman" w:hAnsi="Times New Roman" w:cs="Times New Roman"/>
-          <w:sz w:val="28"/>
-          <w:szCs w:val="28"/>
-        </w:rPr>
-        <w:t>на тему «Технологии управления развитием креативности одарённых детей в Узбекистане»,</w:t>
-      </w:r>
-      <w:r>
-        <w:rPr>
-          <w:rFonts w:ascii="Times New Roman" w:hAnsi="Times New Roman" w:cs="Times New Roman"/>
-          <w:sz w:val="28"/>
-          <w:szCs w:val="28"/>
-        </w:rPr>
-        <w:t xml:space="preserve"> </w:t>
-      </w:r>
-      <w:r>
-        <w:rPr>
-          <w:rFonts w:ascii="Times New Roman" w:hAnsi="Times New Roman" w:cs="Times New Roman"/>
-          <w:sz w:val="28"/>
-          <w:szCs w:val="28"/>
-        </w:rPr>
-        <w:t>представленную на соискание ученой степени</w:t>
-      </w:r>
-      <w:r>
-        <w:rPr>
-          <w:rFonts w:ascii="Times New Roman" w:hAnsi="Times New Roman" w:cs="Times New Roman"/>
-          <w:sz w:val="28"/>
-          <w:szCs w:val="28"/>
-        </w:rPr>
-        <w:t xml:space="preserve"> </w:t>
-      </w:r>
-      <w:r>
-        <w:rPr>
-          <w:rFonts w:ascii="Times New Roman" w:hAnsi="Times New Roman" w:cs="Times New Roman"/>
-          <w:sz w:val="28"/>
-          <w:szCs w:val="28"/>
-        </w:rPr>
-        <w:t>доктора философии (</w:t>
-      </w:r>
-      <w:proofErr w:type="spellStart"/>
-      <w:r>
-        <w:rPr>
-          <w:rFonts w:ascii="Times New Roman" w:hAnsi="Times New Roman" w:cs="Times New Roman"/>
-          <w:sz w:val="28"/>
-          <w:szCs w:val="28"/>
-        </w:rPr>
-        <w:t>PhD</w:t>
-      </w:r>
-      <w:proofErr w:type="spellEnd"/>
-      <w:r>
-        <w:rPr>
-          <w:rFonts w:ascii="Times New Roman" w:hAnsi="Times New Roman" w:cs="Times New Roman"/>
-          <w:sz w:val="28"/>
-          <w:szCs w:val="28"/>
-        </w:rPr>
-        <w:t>) по педагогическим наукам</w:t>
-      </w:r>
-      <w:r>
-        <w:rPr>
-          <w:rFonts w:ascii="Times New Roman" w:hAnsi="Times New Roman" w:cs="Times New Roman"/>
-          <w:sz w:val="28"/>
-          <w:szCs w:val="28"/>
-        </w:rPr>
-        <w:t xml:space="preserve"> </w:t>
-      </w:r>
-      <w:r>
-        <w:rPr>
-          <w:rFonts w:ascii="Times New Roman" w:hAnsi="Times New Roman" w:cs="Times New Roman"/>
-          <w:sz w:val="28"/>
-          <w:szCs w:val="28"/>
-        </w:rPr>
-        <w:t>по специальности 13.00.01 — Теория педагогики. История педагогических учений.</w:t>
-      </w:r>
-    </w:p>
-    <w:p>
-      <w:pPr>
-        <w:jc w:val="both"/>
-        <w:rPr>
-          <w:rFonts w:ascii="Times New Roman" w:hAnsi="Times New Roman" w:cs="Times New Roman"/>
-          <w:b/>
-          <w:sz w:val="28"/>
-          <w:szCs w:val="28"/>
-        </w:rPr>
-      </w:pPr>
-      <w:r>
-        <w:rPr>
-          <w:rFonts w:ascii="Times New Roman" w:hAnsi="Times New Roman" w:cs="Times New Roman"/>
-          <w:b/>
-          <w:sz w:val="28"/>
-          <w:szCs w:val="28"/>
-        </w:rPr>
-        <w:t>Актуальность исследования.</w:t>
-      </w:r>
-    </w:p>
-    <w:p>
-      <w:pPr>
-        <w:jc w:val="both"/>
-        <w:rPr>
-          <w:rFonts w:ascii="Times New Roman" w:hAnsi="Times New Roman" w:cs="Times New Roman"/>
-          <w:b/>
-          <w:sz w:val="28"/>
-          <w:szCs w:val="28"/>
-        </w:rPr>
-      </w:pPr>
-    </w:p>
-    <w:p>
-      <w:pPr>
-        <w:jc w:val="both"/>
-        <w:rPr>
-          <w:rFonts w:ascii="Times New Roman" w:hAnsi="Times New Roman" w:cs="Times New Roman"/>
-          <w:sz w:val="28"/>
-          <w:szCs w:val="28"/>
-        </w:rPr>
-      </w:pPr>
-      <w:r>
-        <w:rPr>
-          <w:rFonts w:ascii="Times New Roman" w:hAnsi="Times New Roman" w:cs="Times New Roman"/>
-          <w:b/>
-          <w:sz w:val="28"/>
-          <w:szCs w:val="28"/>
-        </w:rPr>
-        <w:t>Основная заслуга автора исследования</w:t>
-      </w:r>
-      <w:r>
-        <w:rPr>
-          <w:rFonts w:ascii="Times New Roman" w:hAnsi="Times New Roman" w:cs="Times New Roman"/>
-          <w:b/>
-          <w:sz w:val="28"/>
-          <w:szCs w:val="28"/>
-        </w:rPr>
-        <w:t xml:space="preserve"> </w:t>
-      </w:r>
-      <w:r>
-        <w:rPr>
-          <w:rFonts w:ascii="Times New Roman" w:hAnsi="Times New Roman" w:cs="Times New Roman"/>
-          <w:sz w:val="28"/>
-          <w:szCs w:val="28"/>
-        </w:rPr>
-        <w:t>состоит</w:t>
-      </w:r>
-      <w:r>
-        <w:rPr>
-          <w:rFonts w:ascii="Times New Roman" w:hAnsi="Times New Roman" w:cs="Times New Roman"/>
-          <w:sz w:val="28"/>
-          <w:szCs w:val="28"/>
-        </w:rPr>
-        <w:t xml:space="preserve"> </w:t>
-      </w:r>
-      <w:r>
-        <w:rPr>
-          <w:rFonts w:ascii="Times New Roman" w:hAnsi="Times New Roman" w:cs="Times New Roman"/>
-          <w:sz w:val="28"/>
-          <w:szCs w:val="28"/>
-        </w:rPr>
-        <w:t>в</w:t>
-      </w:r>
-      <w:r>
-        <w:rPr>
-          <w:rFonts w:ascii="Times New Roman" w:hAnsi="Times New Roman" w:cs="Times New Roman"/>
-          <w:sz w:val="28"/>
-          <w:szCs w:val="28"/>
-        </w:rPr>
-        <w:t xml:space="preserve"> </w:t>
-      </w:r>
-      <w:r>
-        <w:rPr>
-          <w:rFonts w:ascii="Times New Roman" w:hAnsi="Times New Roman" w:cs="Times New Roman"/>
-          <w:sz w:val="28"/>
-          <w:szCs w:val="28"/>
-        </w:rPr>
-        <w:t>научном</w:t>
-      </w:r>
-      <w:r>
-        <w:rPr>
-          <w:rFonts w:ascii="Times New Roman" w:hAnsi="Times New Roman" w:cs="Times New Roman"/>
-          <w:sz w:val="28"/>
-          <w:szCs w:val="28"/>
-        </w:rPr>
-        <w:t xml:space="preserve"> </w:t>
-      </w:r>
-      <w:r>
-        <w:rPr>
-          <w:rFonts w:ascii="Times New Roman" w:hAnsi="Times New Roman" w:cs="Times New Roman"/>
-          <w:sz w:val="28"/>
-          <w:szCs w:val="28"/>
-        </w:rPr>
-        <w:t xml:space="preserve">обосновании и разработке педагогической модели </w:t>
-      </w:r>
-    </w:p>
-    <w:p>
-      <w:pPr>
-        <w:jc w:val="both"/>
-        <w:rPr>
-          <w:rFonts w:ascii="Times New Roman" w:hAnsi="Times New Roman" w:cs="Times New Roman"/>
-          <w:b/>
-          <w:sz w:val="28"/>
-          <w:szCs w:val="28"/>
-        </w:rPr>
-      </w:pPr>
-    </w:p>
-    <w:p>
-      <w:pPr>
-        <w:jc w:val="both"/>
-        <w:rPr>
-          <w:rFonts w:ascii="Times New Roman" w:hAnsi="Times New Roman" w:cs="Times New Roman"/>
-          <w:b/>
-          <w:sz w:val="28"/>
-          <w:szCs w:val="28"/>
-        </w:rPr>
-      </w:pPr>
-      <w:r>
-        <w:rPr>
-          <w:rFonts w:ascii="Times New Roman" w:hAnsi="Times New Roman" w:cs="Times New Roman"/>
-          <w:b/>
-          <w:sz w:val="28"/>
-          <w:szCs w:val="28"/>
-        </w:rPr>
-        <w:t>Практическая значимость исследования</w:t>
-      </w:r>
-      <w:r>
-        <w:rPr>
-          <w:rFonts w:ascii="Times New Roman" w:hAnsi="Times New Roman" w:cs="Times New Roman"/>
-          <w:b/>
-          <w:sz w:val="28"/>
-          <w:szCs w:val="28"/>
-        </w:rPr>
-        <w:t xml:space="preserve"> </w:t>
-      </w:r>
-      <w:r>
-        <w:rPr>
-          <w:rFonts w:ascii="Times New Roman" w:hAnsi="Times New Roman" w:cs="Times New Roman"/>
-          <w:sz w:val="28"/>
-          <w:szCs w:val="28"/>
-        </w:rPr>
-        <w:t>состоит в разработке</w:t>
-      </w:r>
-      <w:r>
-        <w:rPr>
-          <w:rFonts w:ascii="Times New Roman" w:hAnsi="Times New Roman" w:cs="Times New Roman"/>
-          <w:sz w:val="28"/>
-          <w:szCs w:val="28"/>
-        </w:rPr>
-        <w:t xml:space="preserve"> </w:t>
-      </w:r>
-      <w:r>
-        <w:rPr>
-          <w:rFonts w:ascii="Times New Roman" w:hAnsi="Times New Roman" w:cs="Times New Roman"/>
-          <w:sz w:val="28"/>
-          <w:szCs w:val="28"/>
-        </w:rPr>
-        <w:t>методических рекомендаций по использованию индивидуальных заданий в</w:t>
-      </w:r>
-    </w:p>
-    <w:p>
-      <w:pPr>
-        <w:jc w:val="both"/>
-        <w:rPr>
-          <w:rFonts w:ascii="Times New Roman" w:hAnsi="Times New Roman" w:cs="Times New Roman"/>
-          <w:sz w:val="28"/>
-          <w:szCs w:val="28"/>
-        </w:rPr>
-      </w:pPr>
-      <w:r>
-        <w:rPr>
-          <w:rFonts w:ascii="Times New Roman" w:hAnsi="Times New Roman" w:cs="Times New Roman"/>
-          <w:sz w:val="28"/>
-          <w:szCs w:val="28"/>
-        </w:rPr>
-        <w:t>Автореферат полностью соответствует тексту диссертации и</w:t>
-      </w:r>
-      <w:r>
-        <w:rPr>
-          <w:rFonts w:ascii="Times New Roman" w:hAnsi="Times New Roman" w:cs="Times New Roman"/>
-          <w:sz w:val="28"/>
-          <w:szCs w:val="28"/>
-        </w:rPr>
-        <w:t xml:space="preserve"> </w:t>
-      </w:r>
-      <w:r>
-        <w:rPr>
-          <w:rFonts w:ascii="Times New Roman" w:hAnsi="Times New Roman" w:cs="Times New Roman"/>
-          <w:sz w:val="28"/>
-          <w:szCs w:val="28"/>
-        </w:rPr>
-        <w:t>отражает основные ее положения.</w:t>
-      </w:r>
-    </w:p>
-    <w:p>
-      <w:pPr>
-        <w:jc w:val="both"/>
-        <w:rPr>
-          <w:rFonts w:ascii="Times New Roman" w:hAnsi="Times New Roman" w:cs="Times New Roman"/>
-          <w:sz w:val="28"/>
-          <w:szCs w:val="28"/>
-        </w:rPr>
-      </w:pPr>
-      <w:r>
-        <w:rPr>
-          <w:rFonts w:ascii="Times New Roman" w:hAnsi="Times New Roman" w:cs="Times New Roman"/>
-          <w:sz w:val="28"/>
-          <w:szCs w:val="28"/>
-        </w:rPr>
-        <w:t>Оценивая диссертацию положительно, следует указать на отдельные</w:t>
-      </w:r>
-      <w:r>
-        <w:rPr>
-          <w:rFonts w:ascii="Times New Roman" w:hAnsi="Times New Roman" w:cs="Times New Roman"/>
-          <w:sz w:val="28"/>
-          <w:szCs w:val="28"/>
-        </w:rPr>
-        <w:t xml:space="preserve"> </w:t>
-      </w:r>
-      <w:r>
-        <w:rPr>
-          <w:rFonts w:ascii="Times New Roman" w:hAnsi="Times New Roman" w:cs="Times New Roman"/>
-          <w:sz w:val="28"/>
-          <w:szCs w:val="28"/>
-        </w:rPr>
-        <w:t>недостатки:</w:t>
-      </w:r>
-    </w:p>
-    <w:p>
-      <w:pPr>
-        <w:jc w:val="both"/>
-        <w:rPr>
-          <w:rFonts w:ascii="Times New Roman" w:hAnsi="Times New Roman" w:cs="Times New Roman"/>
-          <w:sz w:val="28"/>
-          <w:szCs w:val="28"/>
-        </w:rPr>
-      </w:pPr>
-    </w:p>
-    <w:p>
-      <w:pPr>
-        <w:jc w:val="both"/>
-        <w:rPr>
-          <w:rFonts w:ascii="Times New Roman" w:hAnsi="Times New Roman" w:cs="Times New Roman"/>
-          <w:sz w:val="28"/>
-          <w:szCs w:val="28"/>
-        </w:rPr>
-      </w:pPr>
-      <w:r>
-        <w:rPr>
-          <w:rFonts w:ascii="Times New Roman" w:hAnsi="Times New Roman" w:cs="Times New Roman"/>
-          <w:b/>
-          <w:sz w:val="28"/>
-          <w:szCs w:val="28"/>
-        </w:rPr>
-        <w:t>Вывод.</w:t>
-      </w:r>
-      <w:r>
-        <w:rPr>
-          <w:rFonts w:ascii="Times New Roman" w:hAnsi="Times New Roman" w:cs="Times New Roman"/>
-          <w:sz w:val="28"/>
-          <w:szCs w:val="28"/>
-        </w:rPr>
-        <w:t xml:space="preserve"> Диссертация Попова Алексея Владимировича на тему:</w:t>
-      </w:r>
-      <w:r>
-        <w:rPr>
-          <w:rFonts w:ascii="Times New Roman" w:hAnsi="Times New Roman" w:cs="Times New Roman"/>
-          <w:sz w:val="28"/>
-          <w:szCs w:val="28"/>
-        </w:rPr>
-        <w:t xml:space="preserve"> </w:t>
-      </w:r>
-      <w:r>
-        <w:rPr>
-          <w:rFonts w:ascii="Times New Roman" w:hAnsi="Times New Roman" w:cs="Times New Roman"/>
-          <w:sz w:val="28"/>
-          <w:szCs w:val="28"/>
-        </w:rPr>
-        <w:t>«Педагогическая модель самостоятельной физической тренировки судей по</w:t>
-      </w:r>
-      <w:r>
-        <w:rPr>
-          <w:rFonts w:ascii="Times New Roman" w:hAnsi="Times New Roman" w:cs="Times New Roman"/>
-          <w:sz w:val="28"/>
-          <w:szCs w:val="28"/>
-        </w:rPr>
-        <w:t xml:space="preserve"> </w:t>
-      </w:r>
-      <w:r>
-        <w:rPr>
-          <w:rFonts w:ascii="Times New Roman" w:hAnsi="Times New Roman" w:cs="Times New Roman"/>
-          <w:sz w:val="28"/>
-          <w:szCs w:val="28"/>
-        </w:rPr>
-        <w:t>с использованием индивидуальных заданий», является</w:t>
-      </w:r>
-    </w:p>
-    <w:p>
-      <w:pPr>
-        <w:jc w:val="both"/>
-        <w:rPr>
-          <w:rFonts w:ascii="Times New Roman" w:hAnsi="Times New Roman" w:cs="Times New Roman"/>
-          <w:sz w:val="28"/>
-          <w:szCs w:val="28"/>
-        </w:rPr>
-      </w:pPr>
     </w:p>
     <w:sectPr>
       <w:pgSz w:w="11906" w:h="16838"/>
@@ -526,6 +659,104 @@
     </w:sectPr>
   </w:body>
 </w:document>
+</file>
+
+<file path=word/numbering.xml><?xml version="1.0" encoding="utf-8"?>
+<w:numbering xmlns:wpc="http://schemas.microsoft.com/office/word/2010/wordprocessingCanvas" xmlns:mc="http://schemas.openxmlformats.org/markup-compatibility/2006" xmlns:o="urn:schemas-microsoft-com:office:office" xmlns:r="http://schemas.openxmlformats.org/officeDocument/2006/relationships" xmlns:m="http://schemas.openxmlformats.org/officeDocument/2006/math" xmlns:v="urn:schemas-microsoft-com:vml" xmlns:wp14="http://schemas.microsoft.com/office/word/2010/wordprocessingDrawing" xmlns:wp="http://schemas.openxmlformats.org/drawingml/2006/wordprocessingDrawing" xmlns:w10="urn:schemas-microsoft-com:office:word" xmlns:w="http://schemas.openxmlformats.org/wordprocessingml/2006/main" xmlns:w14="http://schemas.microsoft.com/office/word/2010/wordml" xmlns:w15="http://schemas.microsoft.com/office/word/2012/wordml" xmlns:wpg="http://schemas.microsoft.com/office/word/2010/wordprocessingGroup" xmlns:wpi="http://schemas.microsoft.com/office/word/2010/wordprocessingInk" xmlns:wne="http://schemas.microsoft.com/office/word/2006/wordml" xmlns:wps="http://schemas.microsoft.com/office/word/2010/wordprocessingShape" mc:Ignorable="w14 w15 wp14">
+  <w:abstractNum w:abstractNumId="0">
+    <w:nsid w:val="204D5B1A"/>
+    <w:multiLevelType w:val="hybridMultilevel"/>
+    <w:tmpl w:val="E2682C56"/>
+    <w:lvl w:ilvl="0" w:tplc="AF004336">
+      <w:start w:val="1"/>
+      <w:numFmt w:val="decimal"/>
+      <w:suff w:val="space"/>
+      <w:lvlText w:val="%1."/>
+      <w:lvlJc w:val="left"/>
+      <w:pPr>
+        <w:ind w:left="1429" w:hanging="360"/>
+      </w:pPr>
+      <w:rPr>
+        <w:rFonts w:hint="default"/>
+      </w:rPr>
+    </w:lvl>
+    <w:lvl w:ilvl="1" w:tplc="04090019" w:tentative="1">
+      <w:start w:val="1"/>
+      <w:numFmt w:val="lowerLetter"/>
+      <w:lvlText w:val="%2."/>
+      <w:lvlJc w:val="left"/>
+      <w:pPr>
+        <w:ind w:left="2149" w:hanging="360"/>
+      </w:pPr>
+    </w:lvl>
+    <w:lvl w:ilvl="2" w:tplc="0409001B" w:tentative="1">
+      <w:start w:val="1"/>
+      <w:numFmt w:val="lowerRoman"/>
+      <w:lvlText w:val="%3."/>
+      <w:lvlJc w:val="right"/>
+      <w:pPr>
+        <w:ind w:left="2869" w:hanging="180"/>
+      </w:pPr>
+    </w:lvl>
+    <w:lvl w:ilvl="3" w:tplc="0409000F" w:tentative="1">
+      <w:start w:val="1"/>
+      <w:numFmt w:val="decimal"/>
+      <w:lvlText w:val="%4."/>
+      <w:lvlJc w:val="left"/>
+      <w:pPr>
+        <w:ind w:left="3589" w:hanging="360"/>
+      </w:pPr>
+    </w:lvl>
+    <w:lvl w:ilvl="4" w:tplc="04090019" w:tentative="1">
+      <w:start w:val="1"/>
+      <w:numFmt w:val="lowerLetter"/>
+      <w:lvlText w:val="%5."/>
+      <w:lvlJc w:val="left"/>
+      <w:pPr>
+        <w:ind w:left="4309" w:hanging="360"/>
+      </w:pPr>
+    </w:lvl>
+    <w:lvl w:ilvl="5" w:tplc="0409001B" w:tentative="1">
+      <w:start w:val="1"/>
+      <w:numFmt w:val="lowerRoman"/>
+      <w:lvlText w:val="%6."/>
+      <w:lvlJc w:val="right"/>
+      <w:pPr>
+        <w:ind w:left="5029" w:hanging="180"/>
+      </w:pPr>
+    </w:lvl>
+    <w:lvl w:ilvl="6" w:tplc="0409000F" w:tentative="1">
+      <w:start w:val="1"/>
+      <w:numFmt w:val="decimal"/>
+      <w:lvlText w:val="%7."/>
+      <w:lvlJc w:val="left"/>
+      <w:pPr>
+        <w:ind w:left="5749" w:hanging="360"/>
+      </w:pPr>
+    </w:lvl>
+    <w:lvl w:ilvl="7" w:tplc="04090019" w:tentative="1">
+      <w:start w:val="1"/>
+      <w:numFmt w:val="lowerLetter"/>
+      <w:lvlText w:val="%8."/>
+      <w:lvlJc w:val="left"/>
+      <w:pPr>
+        <w:ind w:left="6469" w:hanging="360"/>
+      </w:pPr>
+    </w:lvl>
+    <w:lvl w:ilvl="8" w:tplc="0409001B" w:tentative="1">
+      <w:start w:val="1"/>
+      <w:numFmt w:val="lowerRoman"/>
+      <w:lvlText w:val="%9."/>
+      <w:lvlJc w:val="right"/>
+      <w:pPr>
+        <w:ind w:left="7189" w:hanging="180"/>
+      </w:pPr>
+    </w:lvl>
+  </w:abstractNum>
+  <w:num w:numId="1">
+    <w:abstractNumId w:val="0"/>
+  </w:num>
+</w:numbering>
 </file>
 
 <file path=word/styles.xml><?xml version="1.0" encoding="utf-8"?>
@@ -921,6 +1152,7 @@
   <w:style w:type="paragraph" w:default="1" w:styleId="a">
     <w:name w:val="Normal"/>
     <w:qFormat/>
+    <w:rsid w:val="00FE10B4"/>
   </w:style>
   <w:style w:type="character" w:default="1" w:styleId="a0">
     <w:name w:val="Default Paragraph Font"/>
@@ -948,6 +1180,17 @@
     <w:uiPriority w:val="99"/>
     <w:semiHidden/>
     <w:unhideWhenUsed/>
+  </w:style>
+  <w:style w:type="paragraph" w:styleId="a3">
+    <w:name w:val="List Paragraph"/>
+    <w:basedOn w:val="a"/>
+    <w:uiPriority w:val="34"/>
+    <w:qFormat/>
+    <w:rsid w:val="00FE10B4"/>
+    <w:pPr>
+      <w:ind w:left="720"/>
+      <w:contextualSpacing/>
+    </w:pPr>
   </w:style>
 </w:styles>
 </file>
